--- a/docs.docx
+++ b/docs.docx
@@ -12,14 +12,16 @@
           <w:szCs w:val="68"/>
         </w:rPr>
       </w:pPr>
+      <w:proofErr w:type="spellStart"/>
       <w:r>
         <w:rPr>
           <w:rStyle w:val="Strong"/>
           <w:sz w:val="68"/>
           <w:szCs w:val="68"/>
         </w:rPr>
-        <w:t>FastAPI shi</w:t>
+        <w:t>FastAPI</w:t>
       </w:r>
+      <w:proofErr w:type="spellEnd"/>
     </w:p>
     <w:p>
       <w:hyperlink r:id="rId4" w:history="1">
